--- a/docs/revisao-conteudo/EX-Explicativos.docx
+++ b/docs/revisao-conteudo/EX-Explicativos.docx
@@ -6101,7 +6101,7 @@
           <w:sz w:val="22"/>
           <w:szCs w:val="22"/>
         </w:rPr>
-        <w:t xml:space="preserve">Verifique a indicação de idade e selo do INMETRO nos brinquedos.</w:t>
+        <w:t xml:space="preserve">Verifique a indicação de idade e {{CERT_SEAL}} nos brinquedos.</w:t>
       </w:r>
     </w:p>
     <w:p>
@@ -6159,7 +6159,7 @@
           <w:sz w:val="22"/>
           <w:szCs w:val="22"/>
         </w:rPr>
-        <w:t xml:space="preserve">Realize a Manobra de Heimlich imediatamente. Para bebês, 5 tapas nas costas e 5 compressões no peito. Ligue {{EMERGENCY_NUMBER}} se não desengasgar.</w:t>
+        <w:t xml:space="preserve">Acima de 1 ano: alterne 5 pancadas entre as escápulas com 5 compressões abdominais (Heimlich). Bebê: alterne 5 pancadas nas costas com 5 compressões no peito, nunca Heimlich. Ligue {{EMERGENCY_NUMBER}} se não desengasgar.</w:t>
       </w:r>
     </w:p>
     <w:p>
@@ -14177,7 +14177,7 @@
           <w:sz w:val="22"/>
           <w:szCs w:val="22"/>
         </w:rPr>
-        <w:t xml:space="preserve">Adquira e use uma escada de metal aprovada para uso doméstico.</w:t>
+        <w:t xml:space="preserve">Adquira e use uma escada doméstica que tenha {{CERT_SEAL}}.</w:t>
       </w:r>
     </w:p>
     <w:p>
@@ -17324,7 +17324,7 @@
           <w:sz w:val="22"/>
           <w:szCs w:val="22"/>
         </w:rPr>
-        <w:t xml:space="preserve">Berços certificados pelo Inmetro (para berçários)</w:t>
+        <w:t xml:space="preserve">Berços com {{CERT_SEAL}} (para berçários)</w:t>
       </w:r>
     </w:p>
     <w:p>
@@ -17361,7 +17361,7 @@
           <w:sz w:val="22"/>
           <w:szCs w:val="22"/>
         </w:rPr>
-        <w:t xml:space="preserve">Verificar selo do Inmetro e conformidade com normas ABNT.</w:t>
+        <w:t xml:space="preserve">Verificar {{CERT_SEAL}} e a conformidade com {{STANDARDS_BODY}}.</w:t>
       </w:r>
     </w:p>
     <w:p>
